--- a/Mundo_02/curso_python_Mundo2.docx
+++ b/Mundo_02/curso_python_Mundo2.docx
@@ -2,7 +2,284 @@
 <file path=word/document.xml><?xml version="1.0" encoding="utf-8"?>
 <w:document xmlns:wpc="http://schemas.microsoft.com/office/word/2010/wordprocessingCanvas" xmlns:cx="http://schemas.microsoft.com/office/drawing/2014/chartex" xmlns:cx1="http://schemas.microsoft.com/office/drawing/2015/9/8/chartex" xmlns:cx2="http://schemas.microsoft.com/office/drawing/2015/10/21/chartex" xmlns:cx3="http://schemas.microsoft.com/office/drawing/2016/5/9/chartex" xmlns:cx4="http://schemas.microsoft.com/office/drawing/2016/5/10/chartex" xmlns:cx5="http://schemas.microsoft.com/office/drawing/2016/5/11/chartex" xmlns:cx6="http://schemas.microsoft.com/office/drawing/2016/5/12/chartex" xmlns:cx7="http://schemas.microsoft.com/office/drawing/2016/5/13/chartex" xmlns:cx8="http://schemas.microsoft.com/office/drawing/2016/5/14/chartex" xmlns:mc="http://schemas.openxmlformats.org/markup-compatibility/2006" xmlns:aink="http://schemas.microsoft.com/office/drawing/2016/ink" xmlns:am3d="http://schemas.microsoft.com/office/drawing/2017/model3d" xmlns:o="urn:schemas-microsoft-com:office:office" xmlns:oel="http://schemas.microsoft.com/office/2019/extlst" xmlns:r="http://schemas.openxmlformats.org/officeDocument/2006/relationships" xmlns:m="http://schemas.openxmlformats.org/officeDocument/2006/math" xmlns:v="urn:schemas-microsoft-com:vml" xmlns:wp14="http://schemas.microsoft.com/office/word/2010/wordprocessingDrawing" xmlns:wp="http://schemas.openxmlformats.org/drawingml/2006/wordprocessingDrawing" xmlns:w10="urn:schemas-microsoft-com:office:word" xmlns:w="http://schemas.openxmlformats.org/wordprocessingml/2006/main" xmlns:w14="http://schemas.microsoft.com/office/word/2010/wordml" xmlns:w15="http://schemas.microsoft.com/office/word/2012/wordml" xmlns:w16cex="http://schemas.microsoft.com/office/word/2018/wordml/cex" xmlns:w16cid="http://schemas.microsoft.com/office/word/2016/wordml/cid" xmlns:w16="http://schemas.microsoft.com/office/word/2018/wordml" xmlns:w16sdtdh="http://schemas.microsoft.com/office/word/2020/wordml/sdtdatahash" xmlns:w16se="http://schemas.microsoft.com/office/word/2015/wordml/symex" xmlns:wpg="http://schemas.microsoft.com/office/word/2010/wordprocessingGroup" xmlns:wpi="http://schemas.microsoft.com/office/word/2010/wordprocessingInk" xmlns:wne="http://schemas.microsoft.com/office/word/2006/wordml" xmlns:wps="http://schemas.microsoft.com/office/word/2010/wordprocessingShape" mc:Ignorable="w14 w15 w16se w16cid w16 w16cex w16sdtdh wp14">
   <w:body>
-    <w:p/>
+    <w:p>
+      <w:pPr>
+        <w:rPr>
+          <w:rFonts w:ascii="Arial" w:hAnsi="Arial" w:cs="Arial"/>
+          <w:sz w:val="56"/>
+          <w:szCs w:val="56"/>
+        </w:rPr>
+      </w:pPr>
+      <w:r>
+        <w:rPr>
+          <w:rFonts w:ascii="Arial" w:hAnsi="Arial" w:cs="Arial"/>
+          <w:sz w:val="56"/>
+          <w:szCs w:val="56"/>
+        </w:rPr>
+        <w:t xml:space="preserve">O Curso de Python está de volta no seu </w:t>
+      </w:r>
+      <w:r>
+        <w:rPr>
+          <w:rFonts w:ascii="Arial" w:hAnsi="Arial" w:cs="Arial"/>
+          <w:sz w:val="56"/>
+          <w:szCs w:val="56"/>
+          <w:highlight w:val="yellow"/>
+        </w:rPr>
+        <w:t>Mundo 2</w:t>
+      </w:r>
+      <w:r>
+        <w:rPr>
+          <w:rFonts w:ascii="Arial" w:hAnsi="Arial" w:cs="Arial"/>
+          <w:sz w:val="56"/>
+          <w:szCs w:val="56"/>
+        </w:rPr>
+        <w:t xml:space="preserve"> e vai falar sobre Estruturas de Controle da linguagem: if.. elif.. else, for e while.</w:t>
+      </w:r>
+    </w:p>
+    <w:p>
+      <w:pPr>
+        <w:rPr>
+          <w:rFonts w:ascii="Arial" w:hAnsi="Arial" w:cs="Arial"/>
+          <w:sz w:val="56"/>
+          <w:szCs w:val="56"/>
+        </w:rPr>
+      </w:pPr>
+    </w:p>
+    <w:p>
+      <w:pPr>
+        <w:rPr>
+          <w:rFonts w:ascii="Arial" w:hAnsi="Arial" w:cs="Arial"/>
+          <w:sz w:val="56"/>
+          <w:szCs w:val="56"/>
+        </w:rPr>
+      </w:pPr>
+      <w:r>
+        <w:rPr>
+          <w:rFonts w:ascii="Arial" w:hAnsi="Arial" w:cs="Arial"/>
+          <w:sz w:val="56"/>
+          <w:szCs w:val="56"/>
+          <w:highlight w:val="yellow"/>
+        </w:rPr>
+        <w:t>Aula 12 Condições Aninhadas</w:t>
+      </w:r>
+    </w:p>
+    <w:p>
+      <w:pPr>
+        <w:rPr>
+          <w:rFonts w:ascii="Arial" w:hAnsi="Arial" w:cs="Arial"/>
+          <w:sz w:val="56"/>
+          <w:szCs w:val="56"/>
+        </w:rPr>
+      </w:pPr>
+      <w:r>
+        <w:rPr>
+          <w:rFonts w:ascii="Arial" w:hAnsi="Arial" w:cs="Arial"/>
+          <w:sz w:val="56"/>
+          <w:szCs w:val="56"/>
+        </w:rPr>
+        <w:t>Nessa aula, vamos aprender como criar estruturas condicionais aninhadas, usando os comandos if.. elif.. else em programas Python.</w:t>
+      </w:r>
+    </w:p>
+    <w:p>
+      <w:pPr>
+        <w:rPr>
+          <w:rFonts w:ascii="Arial" w:hAnsi="Arial" w:cs="Arial"/>
+          <w:sz w:val="56"/>
+          <w:szCs w:val="56"/>
+        </w:rPr>
+      </w:pPr>
+    </w:p>
+    <w:p>
+      <w:pPr>
+        <w:rPr>
+          <w:rFonts w:ascii="Arial" w:hAnsi="Arial" w:cs="Arial"/>
+          <w:sz w:val="56"/>
+          <w:szCs w:val="56"/>
+        </w:rPr>
+      </w:pPr>
+      <w:r>
+        <w:rPr>
+          <w:noProof/>
+        </w:rPr>
+        <w:drawing>
+          <wp:inline distT="0" distB="0" distL="0" distR="0" wp14:anchorId="0CEF545A" wp14:editId="5483C434">
+            <wp:extent cx="13011150" cy="7315200"/>
+            <wp:effectExtent l="0" t="0" r="0" b="0"/>
+            <wp:docPr id="1" name="Imagem 1"/>
+            <wp:cNvGraphicFramePr>
+              <a:graphicFrameLocks xmlns:a="http://schemas.openxmlformats.org/drawingml/2006/main" noChangeAspect="1"/>
+            </wp:cNvGraphicFramePr>
+            <a:graphic xmlns:a="http://schemas.openxmlformats.org/drawingml/2006/main">
+              <a:graphicData uri="http://schemas.openxmlformats.org/drawingml/2006/picture">
+                <pic:pic xmlns:pic="http://schemas.openxmlformats.org/drawingml/2006/picture">
+                  <pic:nvPicPr>
+                    <pic:cNvPr id="1" name=""/>
+                    <pic:cNvPicPr/>
+                  </pic:nvPicPr>
+                  <pic:blipFill>
+                    <a:blip r:embed="rId4"/>
+                    <a:stretch>
+                      <a:fillRect/>
+                    </a:stretch>
+                  </pic:blipFill>
+                  <pic:spPr>
+                    <a:xfrm>
+                      <a:off x="0" y="0"/>
+                      <a:ext cx="13011150" cy="7315200"/>
+                    </a:xfrm>
+                    <a:prstGeom prst="rect">
+                      <a:avLst/>
+                    </a:prstGeom>
+                  </pic:spPr>
+                </pic:pic>
+              </a:graphicData>
+            </a:graphic>
+          </wp:inline>
+        </w:drawing>
+      </w:r>
+    </w:p>
+    <w:p>
+      <w:pPr>
+        <w:rPr>
+          <w:rFonts w:ascii="Arial" w:hAnsi="Arial" w:cs="Arial"/>
+          <w:sz w:val="56"/>
+          <w:szCs w:val="56"/>
+        </w:rPr>
+      </w:pPr>
+    </w:p>
+    <w:p>
+      <w:pPr>
+        <w:rPr>
+          <w:rFonts w:ascii="Arial" w:hAnsi="Arial" w:cs="Arial"/>
+          <w:sz w:val="56"/>
+          <w:szCs w:val="56"/>
+        </w:rPr>
+      </w:pPr>
+      <w:r>
+        <w:rPr>
+          <w:noProof/>
+        </w:rPr>
+        <w:drawing>
+          <wp:inline distT="0" distB="0" distL="0" distR="0" wp14:anchorId="7CB3F053" wp14:editId="1E179365">
+            <wp:extent cx="13011150" cy="7315200"/>
+            <wp:effectExtent l="0" t="0" r="0" b="0"/>
+            <wp:docPr id="2" name="Imagem 2"/>
+            <wp:cNvGraphicFramePr>
+              <a:graphicFrameLocks xmlns:a="http://schemas.openxmlformats.org/drawingml/2006/main" noChangeAspect="1"/>
+            </wp:cNvGraphicFramePr>
+            <a:graphic xmlns:a="http://schemas.openxmlformats.org/drawingml/2006/main">
+              <a:graphicData uri="http://schemas.openxmlformats.org/drawingml/2006/picture">
+                <pic:pic xmlns:pic="http://schemas.openxmlformats.org/drawingml/2006/picture">
+                  <pic:nvPicPr>
+                    <pic:cNvPr id="1" name=""/>
+                    <pic:cNvPicPr/>
+                  </pic:nvPicPr>
+                  <pic:blipFill>
+                    <a:blip r:embed="rId5"/>
+                    <a:stretch>
+                      <a:fillRect/>
+                    </a:stretch>
+                  </pic:blipFill>
+                  <pic:spPr>
+                    <a:xfrm>
+                      <a:off x="0" y="0"/>
+                      <a:ext cx="13011150" cy="7315200"/>
+                    </a:xfrm>
+                    <a:prstGeom prst="rect">
+                      <a:avLst/>
+                    </a:prstGeom>
+                  </pic:spPr>
+                </pic:pic>
+              </a:graphicData>
+            </a:graphic>
+          </wp:inline>
+        </w:drawing>
+      </w:r>
+    </w:p>
+    <w:p>
+      <w:pPr>
+        <w:rPr>
+          <w:rFonts w:ascii="Arial" w:hAnsi="Arial" w:cs="Arial"/>
+          <w:sz w:val="56"/>
+          <w:szCs w:val="56"/>
+        </w:rPr>
+      </w:pPr>
+    </w:p>
+    <w:p>
+      <w:pPr>
+        <w:rPr>
+          <w:rFonts w:ascii="Arial" w:hAnsi="Arial" w:cs="Arial"/>
+          <w:sz w:val="56"/>
+          <w:szCs w:val="56"/>
+        </w:rPr>
+      </w:pPr>
+      <w:r>
+        <w:rPr>
+          <w:noProof/>
+        </w:rPr>
+        <w:drawing>
+          <wp:inline distT="0" distB="0" distL="0" distR="0" wp14:anchorId="7492A4B7" wp14:editId="38C5F97E">
+            <wp:extent cx="13011150" cy="7315200"/>
+            <wp:effectExtent l="0" t="0" r="0" b="0"/>
+            <wp:docPr id="3" name="Imagem 3"/>
+            <wp:cNvGraphicFramePr>
+              <a:graphicFrameLocks xmlns:a="http://schemas.openxmlformats.org/drawingml/2006/main" noChangeAspect="1"/>
+            </wp:cNvGraphicFramePr>
+            <a:graphic xmlns:a="http://schemas.openxmlformats.org/drawingml/2006/main">
+              <a:graphicData uri="http://schemas.openxmlformats.org/drawingml/2006/picture">
+                <pic:pic xmlns:pic="http://schemas.openxmlformats.org/drawingml/2006/picture">
+                  <pic:nvPicPr>
+                    <pic:cNvPr id="1" name=""/>
+                    <pic:cNvPicPr/>
+                  </pic:nvPicPr>
+                  <pic:blipFill>
+                    <a:blip r:embed="rId6"/>
+                    <a:stretch>
+                      <a:fillRect/>
+                    </a:stretch>
+                  </pic:blipFill>
+                  <pic:spPr>
+                    <a:xfrm>
+                      <a:off x="0" y="0"/>
+                      <a:ext cx="13011150" cy="7315200"/>
+                    </a:xfrm>
+                    <a:prstGeom prst="rect">
+                      <a:avLst/>
+                    </a:prstGeom>
+                  </pic:spPr>
+                </pic:pic>
+              </a:graphicData>
+            </a:graphic>
+          </wp:inline>
+        </w:drawing>
+      </w:r>
+    </w:p>
+    <w:p>
+      <w:pPr>
+        <w:rPr>
+          <w:rFonts w:ascii="Arial" w:hAnsi="Arial" w:cs="Arial"/>
+          <w:sz w:val="56"/>
+          <w:szCs w:val="56"/>
+        </w:rPr>
+      </w:pPr>
+    </w:p>
+    <w:p>
+      <w:pPr>
+        <w:rPr>
+          <w:rFonts w:ascii="Arial" w:hAnsi="Arial" w:cs="Arial"/>
+          <w:sz w:val="56"/>
+          <w:szCs w:val="56"/>
+        </w:rPr>
+      </w:pPr>
+      <w:r>
+        <w:rPr>
+          <w:rFonts w:ascii="Arial" w:hAnsi="Arial" w:cs="Arial"/>
+          <w:sz w:val="56"/>
+          <w:szCs w:val="56"/>
+        </w:rPr>
+        <w:t xml:space="preserve"> </w:t>
+      </w:r>
+    </w:p>
     <w:sectPr>
       <w:pgSz w:w="11906" w:h="16838"/>
       <w:pgMar w:top="1417" w:right="1701" w:bottom="1417" w:left="1701" w:header="708" w:footer="708" w:gutter="0"/>
@@ -616,7 +893,6 @@
   <w:style w:type="character" w:default="1" w:styleId="Fontepargpadro">
     <w:name w:val="Default Paragraph Font"/>
     <w:uiPriority w:val="1"/>
-    <w:semiHidden/>
     <w:unhideWhenUsed/>
   </w:style>
   <w:style w:type="table" w:default="1" w:styleId="Tabelanormal">

--- a/Mundo_02/curso_python_Mundo2.docx
+++ b/Mundo_02/curso_python_Mundo2.docx
@@ -106,64 +106,6 @@
             <wp:extent cx="13011150" cy="7315200"/>
             <wp:effectExtent l="0" t="0" r="0" b="0"/>
             <wp:docPr id="1" name="Imagem 1"/>
-            <wp:cNvGraphicFramePr>
-              <a:graphicFrameLocks xmlns:a="http://schemas.openxmlformats.org/drawingml/2006/main" noChangeAspect="1"/>
-            </wp:cNvGraphicFramePr>
-            <a:graphic xmlns:a="http://schemas.openxmlformats.org/drawingml/2006/main">
-              <a:graphicData uri="http://schemas.openxmlformats.org/drawingml/2006/picture">
-                <pic:pic xmlns:pic="http://schemas.openxmlformats.org/drawingml/2006/picture">
-                  <pic:nvPicPr>
-                    <pic:cNvPr id="1" name=""/>
-                    <pic:cNvPicPr/>
-                  </pic:nvPicPr>
-                  <pic:blipFill>
-                    <a:blip r:embed="rId4"/>
-                    <a:stretch>
-                      <a:fillRect/>
-                    </a:stretch>
-                  </pic:blipFill>
-                  <pic:spPr>
-                    <a:xfrm>
-                      <a:off x="0" y="0"/>
-                      <a:ext cx="13011150" cy="7315200"/>
-                    </a:xfrm>
-                    <a:prstGeom prst="rect">
-                      <a:avLst/>
-                    </a:prstGeom>
-                  </pic:spPr>
-                </pic:pic>
-              </a:graphicData>
-            </a:graphic>
-          </wp:inline>
-        </w:drawing>
-      </w:r>
-    </w:p>
-    <w:p>
-      <w:pPr>
-        <w:rPr>
-          <w:rFonts w:ascii="Arial" w:hAnsi="Arial" w:cs="Arial"/>
-          <w:sz w:val="56"/>
-          <w:szCs w:val="56"/>
-        </w:rPr>
-      </w:pPr>
-    </w:p>
-    <w:p>
-      <w:pPr>
-        <w:rPr>
-          <w:rFonts w:ascii="Arial" w:hAnsi="Arial" w:cs="Arial"/>
-          <w:sz w:val="56"/>
-          <w:szCs w:val="56"/>
-        </w:rPr>
-      </w:pPr>
-      <w:r>
-        <w:rPr>
-          <w:noProof/>
-        </w:rPr>
-        <w:drawing>
-          <wp:inline distT="0" distB="0" distL="0" distR="0" wp14:anchorId="7CB3F053" wp14:editId="1E179365">
-            <wp:extent cx="13011150" cy="7315200"/>
-            <wp:effectExtent l="0" t="0" r="0" b="0"/>
-            <wp:docPr id="2" name="Imagem 2"/>
             <wp:cNvGraphicFramePr>
               <a:graphicFrameLocks xmlns:a="http://schemas.openxmlformats.org/drawingml/2006/main" noChangeAspect="1"/>
             </wp:cNvGraphicFramePr>
@@ -218,10 +160,10 @@
           <w:noProof/>
         </w:rPr>
         <w:drawing>
-          <wp:inline distT="0" distB="0" distL="0" distR="0" wp14:anchorId="7492A4B7" wp14:editId="38C5F97E">
+          <wp:inline distT="0" distB="0" distL="0" distR="0" wp14:anchorId="7CB3F053" wp14:editId="1E179365">
             <wp:extent cx="13011150" cy="7315200"/>
             <wp:effectExtent l="0" t="0" r="0" b="0"/>
-            <wp:docPr id="3" name="Imagem 3"/>
+            <wp:docPr id="2" name="Imagem 2"/>
             <wp:cNvGraphicFramePr>
               <a:graphicFrameLocks xmlns:a="http://schemas.openxmlformats.org/drawingml/2006/main" noChangeAspect="1"/>
             </wp:cNvGraphicFramePr>
@@ -253,6 +195,893 @@
           </wp:inline>
         </w:drawing>
       </w:r>
+    </w:p>
+    <w:p>
+      <w:pPr>
+        <w:rPr>
+          <w:rFonts w:ascii="Arial" w:hAnsi="Arial" w:cs="Arial"/>
+          <w:sz w:val="56"/>
+          <w:szCs w:val="56"/>
+        </w:rPr>
+      </w:pPr>
+    </w:p>
+    <w:p>
+      <w:pPr>
+        <w:rPr>
+          <w:rFonts w:ascii="Arial" w:hAnsi="Arial" w:cs="Arial"/>
+          <w:sz w:val="56"/>
+          <w:szCs w:val="56"/>
+        </w:rPr>
+      </w:pPr>
+      <w:r>
+        <w:rPr>
+          <w:noProof/>
+        </w:rPr>
+        <w:drawing>
+          <wp:inline distT="0" distB="0" distL="0" distR="0" wp14:anchorId="7492A4B7" wp14:editId="38C5F97E">
+            <wp:extent cx="13011150" cy="7315200"/>
+            <wp:effectExtent l="0" t="0" r="0" b="0"/>
+            <wp:docPr id="3" name="Imagem 3"/>
+            <wp:cNvGraphicFramePr>
+              <a:graphicFrameLocks xmlns:a="http://schemas.openxmlformats.org/drawingml/2006/main" noChangeAspect="1"/>
+            </wp:cNvGraphicFramePr>
+            <a:graphic xmlns:a="http://schemas.openxmlformats.org/drawingml/2006/main">
+              <a:graphicData uri="http://schemas.openxmlformats.org/drawingml/2006/picture">
+                <pic:pic xmlns:pic="http://schemas.openxmlformats.org/drawingml/2006/picture">
+                  <pic:nvPicPr>
+                    <pic:cNvPr id="1" name=""/>
+                    <pic:cNvPicPr/>
+                  </pic:nvPicPr>
+                  <pic:blipFill>
+                    <a:blip r:embed="rId7"/>
+                    <a:stretch>
+                      <a:fillRect/>
+                    </a:stretch>
+                  </pic:blipFill>
+                  <pic:spPr>
+                    <a:xfrm>
+                      <a:off x="0" y="0"/>
+                      <a:ext cx="13011150" cy="7315200"/>
+                    </a:xfrm>
+                    <a:prstGeom prst="rect">
+                      <a:avLst/>
+                    </a:prstGeom>
+                  </pic:spPr>
+                </pic:pic>
+              </a:graphicData>
+            </a:graphic>
+          </wp:inline>
+        </w:drawing>
+      </w:r>
+    </w:p>
+    <w:p>
+      <w:pPr>
+        <w:rPr>
+          <w:rFonts w:ascii="Arial" w:hAnsi="Arial" w:cs="Arial"/>
+          <w:sz w:val="56"/>
+          <w:szCs w:val="56"/>
+        </w:rPr>
+      </w:pPr>
+    </w:p>
+    <w:p>
+      <w:pPr>
+        <w:rPr>
+          <w:rFonts w:ascii="Arial" w:hAnsi="Arial" w:cs="Arial"/>
+          <w:sz w:val="56"/>
+          <w:szCs w:val="56"/>
+        </w:rPr>
+      </w:pPr>
+      <w:r>
+        <w:rPr>
+          <w:rFonts w:ascii="Arial" w:hAnsi="Arial" w:cs="Arial"/>
+          <w:sz w:val="56"/>
+          <w:szCs w:val="56"/>
+          <w:highlight w:val="yellow"/>
+        </w:rPr>
+        <w:t>Aula 1</w:t>
+      </w:r>
+      <w:r>
+        <w:rPr>
+          <w:rFonts w:ascii="Arial" w:hAnsi="Arial" w:cs="Arial"/>
+          <w:sz w:val="56"/>
+          <w:szCs w:val="56"/>
+          <w:highlight w:val="yellow"/>
+        </w:rPr>
+        <w:t>3</w:t>
+      </w:r>
+      <w:r>
+        <w:rPr>
+          <w:rFonts w:ascii="Arial" w:hAnsi="Arial" w:cs="Arial"/>
+          <w:sz w:val="56"/>
+          <w:szCs w:val="56"/>
+          <w:highlight w:val="yellow"/>
+        </w:rPr>
+        <w:t xml:space="preserve"> </w:t>
+      </w:r>
+      <w:r>
+        <w:rPr>
+          <w:rFonts w:ascii="Arial" w:hAnsi="Arial" w:cs="Arial"/>
+          <w:sz w:val="56"/>
+          <w:szCs w:val="56"/>
+          <w:highlight w:val="yellow"/>
+        </w:rPr>
+        <w:t>Estrutura de repetição for</w:t>
+      </w:r>
+    </w:p>
+    <w:p>
+      <w:pPr>
+        <w:rPr>
+          <w:rFonts w:ascii="Arial" w:hAnsi="Arial" w:cs="Arial"/>
+          <w:sz w:val="56"/>
+          <w:szCs w:val="56"/>
+        </w:rPr>
+      </w:pPr>
+      <w:r>
+        <w:rPr>
+          <w:rFonts w:ascii="Arial" w:hAnsi="Arial" w:cs="Arial"/>
+          <w:sz w:val="56"/>
+          <w:szCs w:val="56"/>
+        </w:rPr>
+        <w:t>Nessa aula, vamos começar nossos estudos com os laços e vamos fazer primeiro o “for”, que é uma estrutura versátil e simples de entender. Por exemplo:</w:t>
+      </w:r>
+    </w:p>
+    <w:p>
+      <w:pPr>
+        <w:rPr>
+          <w:rFonts w:ascii="Arial" w:hAnsi="Arial" w:cs="Arial"/>
+          <w:sz w:val="56"/>
+          <w:szCs w:val="56"/>
+        </w:rPr>
+      </w:pPr>
+    </w:p>
+    <w:p>
+      <w:pPr>
+        <w:rPr>
+          <w:rFonts w:ascii="Arial" w:hAnsi="Arial" w:cs="Arial"/>
+          <w:sz w:val="56"/>
+          <w:szCs w:val="56"/>
+        </w:rPr>
+      </w:pPr>
+      <w:r>
+        <w:rPr>
+          <w:noProof/>
+        </w:rPr>
+        <w:drawing>
+          <wp:inline distT="0" distB="0" distL="0" distR="0" wp14:anchorId="1DFDE741" wp14:editId="309D72F2">
+            <wp:extent cx="13011150" cy="7315200"/>
+            <wp:effectExtent l="0" t="0" r="0" b="0"/>
+            <wp:docPr id="4" name="Imagem 4"/>
+            <wp:cNvGraphicFramePr>
+              <a:graphicFrameLocks xmlns:a="http://schemas.openxmlformats.org/drawingml/2006/main" noChangeAspect="1"/>
+            </wp:cNvGraphicFramePr>
+            <a:graphic xmlns:a="http://schemas.openxmlformats.org/drawingml/2006/main">
+              <a:graphicData uri="http://schemas.openxmlformats.org/drawingml/2006/picture">
+                <pic:pic xmlns:pic="http://schemas.openxmlformats.org/drawingml/2006/picture">
+                  <pic:nvPicPr>
+                    <pic:cNvPr id="1" name=""/>
+                    <pic:cNvPicPr/>
+                  </pic:nvPicPr>
+                  <pic:blipFill>
+                    <a:blip r:embed="rId8"/>
+                    <a:stretch>
+                      <a:fillRect/>
+                    </a:stretch>
+                  </pic:blipFill>
+                  <pic:spPr>
+                    <a:xfrm>
+                      <a:off x="0" y="0"/>
+                      <a:ext cx="13011150" cy="7315200"/>
+                    </a:xfrm>
+                    <a:prstGeom prst="rect">
+                      <a:avLst/>
+                    </a:prstGeom>
+                  </pic:spPr>
+                </pic:pic>
+              </a:graphicData>
+            </a:graphic>
+          </wp:inline>
+        </w:drawing>
+      </w:r>
+    </w:p>
+    <w:p>
+      <w:pPr>
+        <w:rPr>
+          <w:rFonts w:ascii="Arial" w:hAnsi="Arial" w:cs="Arial"/>
+          <w:sz w:val="56"/>
+          <w:szCs w:val="56"/>
+        </w:rPr>
+      </w:pPr>
+    </w:p>
+    <w:p>
+      <w:pPr>
+        <w:rPr>
+          <w:rFonts w:ascii="Arial" w:hAnsi="Arial" w:cs="Arial"/>
+          <w:sz w:val="56"/>
+          <w:szCs w:val="56"/>
+        </w:rPr>
+      </w:pPr>
+      <w:r>
+        <w:rPr>
+          <w:noProof/>
+        </w:rPr>
+        <w:drawing>
+          <wp:inline distT="0" distB="0" distL="0" distR="0" wp14:anchorId="6AB69156" wp14:editId="78F26F8C">
+            <wp:extent cx="13011150" cy="7315200"/>
+            <wp:effectExtent l="0" t="0" r="0" b="0"/>
+            <wp:docPr id="5" name="Imagem 5"/>
+            <wp:cNvGraphicFramePr>
+              <a:graphicFrameLocks xmlns:a="http://schemas.openxmlformats.org/drawingml/2006/main" noChangeAspect="1"/>
+            </wp:cNvGraphicFramePr>
+            <a:graphic xmlns:a="http://schemas.openxmlformats.org/drawingml/2006/main">
+              <a:graphicData uri="http://schemas.openxmlformats.org/drawingml/2006/picture">
+                <pic:pic xmlns:pic="http://schemas.openxmlformats.org/drawingml/2006/picture">
+                  <pic:nvPicPr>
+                    <pic:cNvPr id="1" name=""/>
+                    <pic:cNvPicPr/>
+                  </pic:nvPicPr>
+                  <pic:blipFill>
+                    <a:blip r:embed="rId9"/>
+                    <a:stretch>
+                      <a:fillRect/>
+                    </a:stretch>
+                  </pic:blipFill>
+                  <pic:spPr>
+                    <a:xfrm>
+                      <a:off x="0" y="0"/>
+                      <a:ext cx="13011150" cy="7315200"/>
+                    </a:xfrm>
+                    <a:prstGeom prst="rect">
+                      <a:avLst/>
+                    </a:prstGeom>
+                  </pic:spPr>
+                </pic:pic>
+              </a:graphicData>
+            </a:graphic>
+          </wp:inline>
+        </w:drawing>
+      </w:r>
+    </w:p>
+    <w:p>
+      <w:pPr>
+        <w:rPr>
+          <w:rFonts w:ascii="Arial" w:hAnsi="Arial" w:cs="Arial"/>
+          <w:sz w:val="56"/>
+          <w:szCs w:val="56"/>
+        </w:rPr>
+      </w:pPr>
+      <w:r>
+        <w:rPr>
+          <w:noProof/>
+        </w:rPr>
+        <w:drawing>
+          <wp:inline distT="0" distB="0" distL="0" distR="0" wp14:anchorId="5870B722" wp14:editId="772E7AE6">
+            <wp:extent cx="13011150" cy="7315200"/>
+            <wp:effectExtent l="0" t="0" r="0" b="0"/>
+            <wp:docPr id="6" name="Imagem 6"/>
+            <wp:cNvGraphicFramePr>
+              <a:graphicFrameLocks xmlns:a="http://schemas.openxmlformats.org/drawingml/2006/main" noChangeAspect="1"/>
+            </wp:cNvGraphicFramePr>
+            <a:graphic xmlns:a="http://schemas.openxmlformats.org/drawingml/2006/main">
+              <a:graphicData uri="http://schemas.openxmlformats.org/drawingml/2006/picture">
+                <pic:pic xmlns:pic="http://schemas.openxmlformats.org/drawingml/2006/picture">
+                  <pic:nvPicPr>
+                    <pic:cNvPr id="1" name=""/>
+                    <pic:cNvPicPr/>
+                  </pic:nvPicPr>
+                  <pic:blipFill>
+                    <a:blip r:embed="rId10"/>
+                    <a:stretch>
+                      <a:fillRect/>
+                    </a:stretch>
+                  </pic:blipFill>
+                  <pic:spPr>
+                    <a:xfrm>
+                      <a:off x="0" y="0"/>
+                      <a:ext cx="13011150" cy="7315200"/>
+                    </a:xfrm>
+                    <a:prstGeom prst="rect">
+                      <a:avLst/>
+                    </a:prstGeom>
+                  </pic:spPr>
+                </pic:pic>
+              </a:graphicData>
+            </a:graphic>
+          </wp:inline>
+        </w:drawing>
+      </w:r>
+    </w:p>
+    <w:p>
+      <w:pPr>
+        <w:rPr>
+          <w:rFonts w:ascii="Arial" w:hAnsi="Arial" w:cs="Arial"/>
+          <w:sz w:val="56"/>
+          <w:szCs w:val="56"/>
+        </w:rPr>
+      </w:pPr>
+      <w:r>
+        <w:rPr>
+          <w:noProof/>
+        </w:rPr>
+        <w:drawing>
+          <wp:inline distT="0" distB="0" distL="0" distR="0" wp14:anchorId="53098FF1" wp14:editId="30E403F1">
+            <wp:extent cx="13011150" cy="7315200"/>
+            <wp:effectExtent l="0" t="0" r="0" b="0"/>
+            <wp:docPr id="7" name="Imagem 7"/>
+            <wp:cNvGraphicFramePr>
+              <a:graphicFrameLocks xmlns:a="http://schemas.openxmlformats.org/drawingml/2006/main" noChangeAspect="1"/>
+            </wp:cNvGraphicFramePr>
+            <a:graphic xmlns:a="http://schemas.openxmlformats.org/drawingml/2006/main">
+              <a:graphicData uri="http://schemas.openxmlformats.org/drawingml/2006/picture">
+                <pic:pic xmlns:pic="http://schemas.openxmlformats.org/drawingml/2006/picture">
+                  <pic:nvPicPr>
+                    <pic:cNvPr id="1" name=""/>
+                    <pic:cNvPicPr/>
+                  </pic:nvPicPr>
+                  <pic:blipFill>
+                    <a:blip r:embed="rId11"/>
+                    <a:stretch>
+                      <a:fillRect/>
+                    </a:stretch>
+                  </pic:blipFill>
+                  <pic:spPr>
+                    <a:xfrm>
+                      <a:off x="0" y="0"/>
+                      <a:ext cx="13011150" cy="7315200"/>
+                    </a:xfrm>
+                    <a:prstGeom prst="rect">
+                      <a:avLst/>
+                    </a:prstGeom>
+                  </pic:spPr>
+                </pic:pic>
+              </a:graphicData>
+            </a:graphic>
+          </wp:inline>
+        </w:drawing>
+      </w:r>
+    </w:p>
+    <w:p>
+      <w:pPr>
+        <w:rPr>
+          <w:rFonts w:ascii="Arial" w:hAnsi="Arial" w:cs="Arial"/>
+          <w:sz w:val="56"/>
+          <w:szCs w:val="56"/>
+        </w:rPr>
+      </w:pPr>
+      <w:r>
+        <w:rPr>
+          <w:noProof/>
+        </w:rPr>
+        <w:drawing>
+          <wp:inline distT="0" distB="0" distL="0" distR="0" wp14:anchorId="21370617" wp14:editId="56F171A7">
+            <wp:extent cx="13011150" cy="7315200"/>
+            <wp:effectExtent l="0" t="0" r="0" b="0"/>
+            <wp:docPr id="8" name="Imagem 8"/>
+            <wp:cNvGraphicFramePr>
+              <a:graphicFrameLocks xmlns:a="http://schemas.openxmlformats.org/drawingml/2006/main" noChangeAspect="1"/>
+            </wp:cNvGraphicFramePr>
+            <a:graphic xmlns:a="http://schemas.openxmlformats.org/drawingml/2006/main">
+              <a:graphicData uri="http://schemas.openxmlformats.org/drawingml/2006/picture">
+                <pic:pic xmlns:pic="http://schemas.openxmlformats.org/drawingml/2006/picture">
+                  <pic:nvPicPr>
+                    <pic:cNvPr id="1" name=""/>
+                    <pic:cNvPicPr/>
+                  </pic:nvPicPr>
+                  <pic:blipFill>
+                    <a:blip r:embed="rId12"/>
+                    <a:stretch>
+                      <a:fillRect/>
+                    </a:stretch>
+                  </pic:blipFill>
+                  <pic:spPr>
+                    <a:xfrm>
+                      <a:off x="0" y="0"/>
+                      <a:ext cx="13011150" cy="7315200"/>
+                    </a:xfrm>
+                    <a:prstGeom prst="rect">
+                      <a:avLst/>
+                    </a:prstGeom>
+                  </pic:spPr>
+                </pic:pic>
+              </a:graphicData>
+            </a:graphic>
+          </wp:inline>
+        </w:drawing>
+      </w:r>
+    </w:p>
+    <w:p>
+      <w:pPr>
+        <w:rPr>
+          <w:rFonts w:ascii="Arial" w:hAnsi="Arial" w:cs="Arial"/>
+          <w:sz w:val="56"/>
+          <w:szCs w:val="56"/>
+        </w:rPr>
+      </w:pPr>
+      <w:r>
+        <w:rPr>
+          <w:noProof/>
+        </w:rPr>
+        <w:drawing>
+          <wp:inline distT="0" distB="0" distL="0" distR="0" wp14:anchorId="51658744" wp14:editId="3F030E93">
+            <wp:extent cx="13011150" cy="7315200"/>
+            <wp:effectExtent l="0" t="0" r="0" b="0"/>
+            <wp:docPr id="9" name="Imagem 9"/>
+            <wp:cNvGraphicFramePr>
+              <a:graphicFrameLocks xmlns:a="http://schemas.openxmlformats.org/drawingml/2006/main" noChangeAspect="1"/>
+            </wp:cNvGraphicFramePr>
+            <a:graphic xmlns:a="http://schemas.openxmlformats.org/drawingml/2006/main">
+              <a:graphicData uri="http://schemas.openxmlformats.org/drawingml/2006/picture">
+                <pic:pic xmlns:pic="http://schemas.openxmlformats.org/drawingml/2006/picture">
+                  <pic:nvPicPr>
+                    <pic:cNvPr id="1" name=""/>
+                    <pic:cNvPicPr/>
+                  </pic:nvPicPr>
+                  <pic:blipFill>
+                    <a:blip r:embed="rId13"/>
+                    <a:stretch>
+                      <a:fillRect/>
+                    </a:stretch>
+                  </pic:blipFill>
+                  <pic:spPr>
+                    <a:xfrm>
+                      <a:off x="0" y="0"/>
+                      <a:ext cx="13011150" cy="7315200"/>
+                    </a:xfrm>
+                    <a:prstGeom prst="rect">
+                      <a:avLst/>
+                    </a:prstGeom>
+                  </pic:spPr>
+                </pic:pic>
+              </a:graphicData>
+            </a:graphic>
+          </wp:inline>
+        </w:drawing>
+      </w:r>
+    </w:p>
+    <w:p>
+      <w:pPr>
+        <w:rPr>
+          <w:rFonts w:ascii="Arial" w:hAnsi="Arial" w:cs="Arial"/>
+          <w:sz w:val="56"/>
+          <w:szCs w:val="56"/>
+        </w:rPr>
+      </w:pPr>
+      <w:r>
+        <w:rPr>
+          <w:noProof/>
+        </w:rPr>
+        <w:drawing>
+          <wp:inline distT="0" distB="0" distL="0" distR="0" wp14:anchorId="0C3ABC48" wp14:editId="4455C6EF">
+            <wp:extent cx="13011150" cy="7315200"/>
+            <wp:effectExtent l="0" t="0" r="0" b="0"/>
+            <wp:docPr id="10" name="Imagem 10"/>
+            <wp:cNvGraphicFramePr>
+              <a:graphicFrameLocks xmlns:a="http://schemas.openxmlformats.org/drawingml/2006/main" noChangeAspect="1"/>
+            </wp:cNvGraphicFramePr>
+            <a:graphic xmlns:a="http://schemas.openxmlformats.org/drawingml/2006/main">
+              <a:graphicData uri="http://schemas.openxmlformats.org/drawingml/2006/picture">
+                <pic:pic xmlns:pic="http://schemas.openxmlformats.org/drawingml/2006/picture">
+                  <pic:nvPicPr>
+                    <pic:cNvPr id="1" name=""/>
+                    <pic:cNvPicPr/>
+                  </pic:nvPicPr>
+                  <pic:blipFill>
+                    <a:blip r:embed="rId14"/>
+                    <a:stretch>
+                      <a:fillRect/>
+                    </a:stretch>
+                  </pic:blipFill>
+                  <pic:spPr>
+                    <a:xfrm>
+                      <a:off x="0" y="0"/>
+                      <a:ext cx="13011150" cy="7315200"/>
+                    </a:xfrm>
+                    <a:prstGeom prst="rect">
+                      <a:avLst/>
+                    </a:prstGeom>
+                  </pic:spPr>
+                </pic:pic>
+              </a:graphicData>
+            </a:graphic>
+          </wp:inline>
+        </w:drawing>
+      </w:r>
+    </w:p>
+    <w:p>
+      <w:pPr>
+        <w:rPr>
+          <w:rFonts w:ascii="Arial" w:hAnsi="Arial" w:cs="Arial"/>
+          <w:sz w:val="56"/>
+          <w:szCs w:val="56"/>
+        </w:rPr>
+      </w:pPr>
+    </w:p>
+    <w:p>
+      <w:pPr>
+        <w:rPr>
+          <w:rFonts w:ascii="Arial" w:hAnsi="Arial" w:cs="Arial"/>
+          <w:sz w:val="56"/>
+          <w:szCs w:val="56"/>
+        </w:rPr>
+      </w:pPr>
+      <w:r>
+        <w:rPr>
+          <w:noProof/>
+        </w:rPr>
+        <w:drawing>
+          <wp:inline distT="0" distB="0" distL="0" distR="0" wp14:anchorId="48118658" wp14:editId="635BAA9E">
+            <wp:extent cx="13011150" cy="7315200"/>
+            <wp:effectExtent l="0" t="0" r="0" b="0"/>
+            <wp:docPr id="11" name="Imagem 11"/>
+            <wp:cNvGraphicFramePr>
+              <a:graphicFrameLocks xmlns:a="http://schemas.openxmlformats.org/drawingml/2006/main" noChangeAspect="1"/>
+            </wp:cNvGraphicFramePr>
+            <a:graphic xmlns:a="http://schemas.openxmlformats.org/drawingml/2006/main">
+              <a:graphicData uri="http://schemas.openxmlformats.org/drawingml/2006/picture">
+                <pic:pic xmlns:pic="http://schemas.openxmlformats.org/drawingml/2006/picture">
+                  <pic:nvPicPr>
+                    <pic:cNvPr id="1" name=""/>
+                    <pic:cNvPicPr/>
+                  </pic:nvPicPr>
+                  <pic:blipFill>
+                    <a:blip r:embed="rId15"/>
+                    <a:stretch>
+                      <a:fillRect/>
+                    </a:stretch>
+                  </pic:blipFill>
+                  <pic:spPr>
+                    <a:xfrm>
+                      <a:off x="0" y="0"/>
+                      <a:ext cx="13011150" cy="7315200"/>
+                    </a:xfrm>
+                    <a:prstGeom prst="rect">
+                      <a:avLst/>
+                    </a:prstGeom>
+                  </pic:spPr>
+                </pic:pic>
+              </a:graphicData>
+            </a:graphic>
+          </wp:inline>
+        </w:drawing>
+      </w:r>
+    </w:p>
+    <w:p>
+      <w:pPr>
+        <w:rPr>
+          <w:rFonts w:ascii="Arial" w:hAnsi="Arial" w:cs="Arial"/>
+          <w:sz w:val="56"/>
+          <w:szCs w:val="56"/>
+        </w:rPr>
+      </w:pPr>
+      <w:r>
+        <w:rPr>
+          <w:noProof/>
+        </w:rPr>
+        <w:drawing>
+          <wp:inline distT="0" distB="0" distL="0" distR="0" wp14:anchorId="67D73B02" wp14:editId="46FFA0F4">
+            <wp:extent cx="13011150" cy="7315200"/>
+            <wp:effectExtent l="0" t="0" r="0" b="0"/>
+            <wp:docPr id="12" name="Imagem 12"/>
+            <wp:cNvGraphicFramePr>
+              <a:graphicFrameLocks xmlns:a="http://schemas.openxmlformats.org/drawingml/2006/main" noChangeAspect="1"/>
+            </wp:cNvGraphicFramePr>
+            <a:graphic xmlns:a="http://schemas.openxmlformats.org/drawingml/2006/main">
+              <a:graphicData uri="http://schemas.openxmlformats.org/drawingml/2006/picture">
+                <pic:pic xmlns:pic="http://schemas.openxmlformats.org/drawingml/2006/picture">
+                  <pic:nvPicPr>
+                    <pic:cNvPr id="1" name=""/>
+                    <pic:cNvPicPr/>
+                  </pic:nvPicPr>
+                  <pic:blipFill>
+                    <a:blip r:embed="rId16"/>
+                    <a:stretch>
+                      <a:fillRect/>
+                    </a:stretch>
+                  </pic:blipFill>
+                  <pic:spPr>
+                    <a:xfrm>
+                      <a:off x="0" y="0"/>
+                      <a:ext cx="13011150" cy="7315200"/>
+                    </a:xfrm>
+                    <a:prstGeom prst="rect">
+                      <a:avLst/>
+                    </a:prstGeom>
+                  </pic:spPr>
+                </pic:pic>
+              </a:graphicData>
+            </a:graphic>
+          </wp:inline>
+        </w:drawing>
+      </w:r>
+    </w:p>
+    <w:p>
+      <w:pPr>
+        <w:rPr>
+          <w:rFonts w:ascii="Arial" w:hAnsi="Arial" w:cs="Arial"/>
+          <w:sz w:val="56"/>
+          <w:szCs w:val="56"/>
+        </w:rPr>
+      </w:pPr>
+      <w:r>
+        <w:rPr>
+          <w:noProof/>
+        </w:rPr>
+        <w:drawing>
+          <wp:inline distT="0" distB="0" distL="0" distR="0" wp14:anchorId="5E5AB874" wp14:editId="5963352C">
+            <wp:extent cx="13011150" cy="7315200"/>
+            <wp:effectExtent l="0" t="0" r="0" b="0"/>
+            <wp:docPr id="13" name="Imagem 13"/>
+            <wp:cNvGraphicFramePr>
+              <a:graphicFrameLocks xmlns:a="http://schemas.openxmlformats.org/drawingml/2006/main" noChangeAspect="1"/>
+            </wp:cNvGraphicFramePr>
+            <a:graphic xmlns:a="http://schemas.openxmlformats.org/drawingml/2006/main">
+              <a:graphicData uri="http://schemas.openxmlformats.org/drawingml/2006/picture">
+                <pic:pic xmlns:pic="http://schemas.openxmlformats.org/drawingml/2006/picture">
+                  <pic:nvPicPr>
+                    <pic:cNvPr id="1" name=""/>
+                    <pic:cNvPicPr/>
+                  </pic:nvPicPr>
+                  <pic:blipFill>
+                    <a:blip r:embed="rId17"/>
+                    <a:stretch>
+                      <a:fillRect/>
+                    </a:stretch>
+                  </pic:blipFill>
+                  <pic:spPr>
+                    <a:xfrm>
+                      <a:off x="0" y="0"/>
+                      <a:ext cx="13011150" cy="7315200"/>
+                    </a:xfrm>
+                    <a:prstGeom prst="rect">
+                      <a:avLst/>
+                    </a:prstGeom>
+                  </pic:spPr>
+                </pic:pic>
+              </a:graphicData>
+            </a:graphic>
+          </wp:inline>
+        </w:drawing>
+      </w:r>
+    </w:p>
+    <w:p>
+      <w:pPr>
+        <w:rPr>
+          <w:rFonts w:ascii="Arial" w:hAnsi="Arial" w:cs="Arial"/>
+          <w:sz w:val="56"/>
+          <w:szCs w:val="56"/>
+        </w:rPr>
+      </w:pPr>
+      <w:r>
+        <w:rPr>
+          <w:noProof/>
+        </w:rPr>
+        <w:drawing>
+          <wp:inline distT="0" distB="0" distL="0" distR="0" wp14:anchorId="7F37A453" wp14:editId="14A7F12D">
+            <wp:extent cx="13011150" cy="7315200"/>
+            <wp:effectExtent l="0" t="0" r="0" b="0"/>
+            <wp:docPr id="14" name="Imagem 14"/>
+            <wp:cNvGraphicFramePr>
+              <a:graphicFrameLocks xmlns:a="http://schemas.openxmlformats.org/drawingml/2006/main" noChangeAspect="1"/>
+            </wp:cNvGraphicFramePr>
+            <a:graphic xmlns:a="http://schemas.openxmlformats.org/drawingml/2006/main">
+              <a:graphicData uri="http://schemas.openxmlformats.org/drawingml/2006/picture">
+                <pic:pic xmlns:pic="http://schemas.openxmlformats.org/drawingml/2006/picture">
+                  <pic:nvPicPr>
+                    <pic:cNvPr id="1" name=""/>
+                    <pic:cNvPicPr/>
+                  </pic:nvPicPr>
+                  <pic:blipFill>
+                    <a:blip r:embed="rId18"/>
+                    <a:stretch>
+                      <a:fillRect/>
+                    </a:stretch>
+                  </pic:blipFill>
+                  <pic:spPr>
+                    <a:xfrm>
+                      <a:off x="0" y="0"/>
+                      <a:ext cx="13011150" cy="7315200"/>
+                    </a:xfrm>
+                    <a:prstGeom prst="rect">
+                      <a:avLst/>
+                    </a:prstGeom>
+                  </pic:spPr>
+                </pic:pic>
+              </a:graphicData>
+            </a:graphic>
+          </wp:inline>
+        </w:drawing>
+      </w:r>
+    </w:p>
+    <w:p>
+      <w:pPr>
+        <w:rPr>
+          <w:rFonts w:ascii="Arial" w:hAnsi="Arial" w:cs="Arial"/>
+          <w:sz w:val="56"/>
+          <w:szCs w:val="56"/>
+        </w:rPr>
+      </w:pPr>
+    </w:p>
+    <w:p>
+      <w:pPr>
+        <w:rPr>
+          <w:rFonts w:ascii="Arial" w:hAnsi="Arial" w:cs="Arial"/>
+          <w:sz w:val="56"/>
+          <w:szCs w:val="56"/>
+        </w:rPr>
+      </w:pPr>
+      <w:r>
+        <w:rPr>
+          <w:noProof/>
+        </w:rPr>
+        <w:drawing>
+          <wp:inline distT="0" distB="0" distL="0" distR="0" wp14:anchorId="0500D740" wp14:editId="0C4E62CF">
+            <wp:extent cx="13011150" cy="7315200"/>
+            <wp:effectExtent l="0" t="0" r="0" b="0"/>
+            <wp:docPr id="15" name="Imagem 15"/>
+            <wp:cNvGraphicFramePr>
+              <a:graphicFrameLocks xmlns:a="http://schemas.openxmlformats.org/drawingml/2006/main" noChangeAspect="1"/>
+            </wp:cNvGraphicFramePr>
+            <a:graphic xmlns:a="http://schemas.openxmlformats.org/drawingml/2006/main">
+              <a:graphicData uri="http://schemas.openxmlformats.org/drawingml/2006/picture">
+                <pic:pic xmlns:pic="http://schemas.openxmlformats.org/drawingml/2006/picture">
+                  <pic:nvPicPr>
+                    <pic:cNvPr id="1" name=""/>
+                    <pic:cNvPicPr/>
+                  </pic:nvPicPr>
+                  <pic:blipFill>
+                    <a:blip r:embed="rId19"/>
+                    <a:stretch>
+                      <a:fillRect/>
+                    </a:stretch>
+                  </pic:blipFill>
+                  <pic:spPr>
+                    <a:xfrm>
+                      <a:off x="0" y="0"/>
+                      <a:ext cx="13011150" cy="7315200"/>
+                    </a:xfrm>
+                    <a:prstGeom prst="rect">
+                      <a:avLst/>
+                    </a:prstGeom>
+                  </pic:spPr>
+                </pic:pic>
+              </a:graphicData>
+            </a:graphic>
+          </wp:inline>
+        </w:drawing>
+      </w:r>
+    </w:p>
+    <w:p>
+      <w:pPr>
+        <w:rPr>
+          <w:rFonts w:ascii="Arial" w:hAnsi="Arial" w:cs="Arial"/>
+          <w:sz w:val="56"/>
+          <w:szCs w:val="56"/>
+        </w:rPr>
+      </w:pPr>
+      <w:r>
+        <w:rPr>
+          <w:noProof/>
+        </w:rPr>
+        <w:drawing>
+          <wp:inline distT="0" distB="0" distL="0" distR="0" wp14:anchorId="5D38F18D" wp14:editId="6C97836A">
+            <wp:extent cx="13011150" cy="7315200"/>
+            <wp:effectExtent l="0" t="0" r="0" b="0"/>
+            <wp:docPr id="16" name="Imagem 16"/>
+            <wp:cNvGraphicFramePr>
+              <a:graphicFrameLocks xmlns:a="http://schemas.openxmlformats.org/drawingml/2006/main" noChangeAspect="1"/>
+            </wp:cNvGraphicFramePr>
+            <a:graphic xmlns:a="http://schemas.openxmlformats.org/drawingml/2006/main">
+              <a:graphicData uri="http://schemas.openxmlformats.org/drawingml/2006/picture">
+                <pic:pic xmlns:pic="http://schemas.openxmlformats.org/drawingml/2006/picture">
+                  <pic:nvPicPr>
+                    <pic:cNvPr id="1" name=""/>
+                    <pic:cNvPicPr/>
+                  </pic:nvPicPr>
+                  <pic:blipFill>
+                    <a:blip r:embed="rId20"/>
+                    <a:stretch>
+                      <a:fillRect/>
+                    </a:stretch>
+                  </pic:blipFill>
+                  <pic:spPr>
+                    <a:xfrm>
+                      <a:off x="0" y="0"/>
+                      <a:ext cx="13011150" cy="7315200"/>
+                    </a:xfrm>
+                    <a:prstGeom prst="rect">
+                      <a:avLst/>
+                    </a:prstGeom>
+                  </pic:spPr>
+                </pic:pic>
+              </a:graphicData>
+            </a:graphic>
+          </wp:inline>
+        </w:drawing>
+      </w:r>
+    </w:p>
+    <w:p>
+      <w:pPr>
+        <w:rPr>
+          <w:rFonts w:ascii="Arial" w:hAnsi="Arial" w:cs="Arial"/>
+          <w:sz w:val="56"/>
+          <w:szCs w:val="56"/>
+        </w:rPr>
+      </w:pPr>
+      <w:r>
+        <w:rPr>
+          <w:noProof/>
+        </w:rPr>
+        <w:drawing>
+          <wp:inline distT="0" distB="0" distL="0" distR="0" wp14:anchorId="4067FE00" wp14:editId="70881C17">
+            <wp:extent cx="13011150" cy="7315200"/>
+            <wp:effectExtent l="0" t="0" r="0" b="0"/>
+            <wp:docPr id="17" name="Imagem 17"/>
+            <wp:cNvGraphicFramePr>
+              <a:graphicFrameLocks xmlns:a="http://schemas.openxmlformats.org/drawingml/2006/main" noChangeAspect="1"/>
+            </wp:cNvGraphicFramePr>
+            <a:graphic xmlns:a="http://schemas.openxmlformats.org/drawingml/2006/main">
+              <a:graphicData uri="http://schemas.openxmlformats.org/drawingml/2006/picture">
+                <pic:pic xmlns:pic="http://schemas.openxmlformats.org/drawingml/2006/picture">
+                  <pic:nvPicPr>
+                    <pic:cNvPr id="1" name=""/>
+                    <pic:cNvPicPr/>
+                  </pic:nvPicPr>
+                  <pic:blipFill>
+                    <a:blip r:embed="rId21"/>
+                    <a:stretch>
+                      <a:fillRect/>
+                    </a:stretch>
+                  </pic:blipFill>
+                  <pic:spPr>
+                    <a:xfrm>
+                      <a:off x="0" y="0"/>
+                      <a:ext cx="13011150" cy="7315200"/>
+                    </a:xfrm>
+                    <a:prstGeom prst="rect">
+                      <a:avLst/>
+                    </a:prstGeom>
+                  </pic:spPr>
+                </pic:pic>
+              </a:graphicData>
+            </a:graphic>
+          </wp:inline>
+        </w:drawing>
+      </w:r>
+    </w:p>
+    <w:p>
+      <w:pPr>
+        <w:rPr>
+          <w:rFonts w:ascii="Arial" w:hAnsi="Arial" w:cs="Arial"/>
+          <w:sz w:val="56"/>
+          <w:szCs w:val="56"/>
+        </w:rPr>
+      </w:pPr>
+    </w:p>
+    <w:p>
+      <w:pPr>
+        <w:rPr>
+          <w:rFonts w:ascii="Arial" w:hAnsi="Arial" w:cs="Arial"/>
+          <w:sz w:val="56"/>
+          <w:szCs w:val="56"/>
+        </w:rPr>
+      </w:pPr>
+    </w:p>
+    <w:p>
+      <w:pPr>
+        <w:rPr>
+          <w:rFonts w:ascii="Arial" w:hAnsi="Arial" w:cs="Arial"/>
+          <w:sz w:val="56"/>
+          <w:szCs w:val="56"/>
+        </w:rPr>
+      </w:pPr>
+    </w:p>
+    <w:p>
+      <w:pPr>
+        <w:rPr>
+          <w:rFonts w:ascii="Arial" w:hAnsi="Arial" w:cs="Arial"/>
+          <w:sz w:val="56"/>
+          <w:szCs w:val="56"/>
+        </w:rPr>
+      </w:pPr>
     </w:p>
     <w:p>
       <w:pPr>
@@ -1502,4 +2331,16 @@
     </a:ext>
   </a:extLst>
 </a:theme>
+</file>
+
+<file path=customXml/item1.xml><?xml version="1.0" encoding="utf-8"?>
+<b:Sources xmlns:b="http://schemas.openxmlformats.org/officeDocument/2006/bibliography" xmlns="http://schemas.openxmlformats.org/officeDocument/2006/bibliography" SelectedStyle="\APASixthEditionOfficeOnline.xsl" StyleName="APA" Version="6"/>
+</file>
+
+<file path=customXml/itemProps1.xml><?xml version="1.0" encoding="utf-8"?>
+<ds:datastoreItem xmlns:ds="http://schemas.openxmlformats.org/officeDocument/2006/customXml" ds:itemID="{30885DB6-01EF-472C-9F98-1640F4A36298}">
+  <ds:schemaRefs>
+    <ds:schemaRef ds:uri="http://schemas.openxmlformats.org/officeDocument/2006/bibliography"/>
+  </ds:schemaRefs>
+</ds:datastoreItem>
 </file>
--- a/Mundo_02/curso_python_Mundo2.docx
+++ b/Mundo_02/curso_python_Mundo2.docx
@@ -33,7 +33,79 @@
           <w:sz w:val="56"/>
           <w:szCs w:val="56"/>
         </w:rPr>
-        <w:t xml:space="preserve"> e vai falar sobre Estruturas de Controle da linguagem: if.. elif.. else, for e while.</w:t>
+        <w:t xml:space="preserve"> e vai falar sobre Estruturas de Controle da linguagem: </w:t>
+      </w:r>
+      <w:proofErr w:type="spellStart"/>
+      <w:r>
+        <w:rPr>
+          <w:rFonts w:ascii="Arial" w:hAnsi="Arial" w:cs="Arial"/>
+          <w:sz w:val="56"/>
+          <w:szCs w:val="56"/>
+        </w:rPr>
+        <w:t>if</w:t>
+      </w:r>
+      <w:proofErr w:type="spellEnd"/>
+      <w:r>
+        <w:rPr>
+          <w:rFonts w:ascii="Arial" w:hAnsi="Arial" w:cs="Arial"/>
+          <w:sz w:val="56"/>
+          <w:szCs w:val="56"/>
+        </w:rPr>
+        <w:t xml:space="preserve">.. </w:t>
+      </w:r>
+      <w:proofErr w:type="spellStart"/>
+      <w:r>
+        <w:rPr>
+          <w:rFonts w:ascii="Arial" w:hAnsi="Arial" w:cs="Arial"/>
+          <w:sz w:val="56"/>
+          <w:szCs w:val="56"/>
+        </w:rPr>
+        <w:t>elif</w:t>
+      </w:r>
+      <w:proofErr w:type="spellEnd"/>
+      <w:r>
+        <w:rPr>
+          <w:rFonts w:ascii="Arial" w:hAnsi="Arial" w:cs="Arial"/>
+          <w:sz w:val="56"/>
+          <w:szCs w:val="56"/>
+        </w:rPr>
+        <w:t xml:space="preserve">.. </w:t>
+      </w:r>
+      <w:proofErr w:type="spellStart"/>
+      <w:r>
+        <w:rPr>
+          <w:rFonts w:ascii="Arial" w:hAnsi="Arial" w:cs="Arial"/>
+          <w:sz w:val="56"/>
+          <w:szCs w:val="56"/>
+        </w:rPr>
+        <w:t>else</w:t>
+      </w:r>
+      <w:proofErr w:type="spellEnd"/>
+      <w:r>
+        <w:rPr>
+          <w:rFonts w:ascii="Arial" w:hAnsi="Arial" w:cs="Arial"/>
+          <w:sz w:val="56"/>
+          <w:szCs w:val="56"/>
+        </w:rPr>
+        <w:t xml:space="preserve">, for e </w:t>
+      </w:r>
+      <w:proofErr w:type="spellStart"/>
+      <w:r>
+        <w:rPr>
+          <w:rFonts w:ascii="Arial" w:hAnsi="Arial" w:cs="Arial"/>
+          <w:sz w:val="56"/>
+          <w:szCs w:val="56"/>
+        </w:rPr>
+        <w:t>while</w:t>
+      </w:r>
+      <w:proofErr w:type="spellEnd"/>
+      <w:r>
+        <w:rPr>
+          <w:rFonts w:ascii="Arial" w:hAnsi="Arial" w:cs="Arial"/>
+          <w:sz w:val="56"/>
+          <w:szCs w:val="56"/>
+        </w:rPr>
+        <w:t>.</w:t>
       </w:r>
     </w:p>
     <w:p>
@@ -77,7 +149,61 @@
           <w:sz w:val="56"/>
           <w:szCs w:val="56"/>
         </w:rPr>
-        <w:t>Nessa aula, vamos aprender como criar estruturas condicionais aninhadas, usando os comandos if.. elif.. else em programas Python.</w:t>
+        <w:t xml:space="preserve">Nessa aula, vamos aprender como criar estruturas condicionais aninhadas, usando os comandos </w:t>
+      </w:r>
+      <w:proofErr w:type="spellStart"/>
+      <w:r>
+        <w:rPr>
+          <w:rFonts w:ascii="Arial" w:hAnsi="Arial" w:cs="Arial"/>
+          <w:sz w:val="56"/>
+          <w:szCs w:val="56"/>
+        </w:rPr>
+        <w:t>if</w:t>
+      </w:r>
+      <w:proofErr w:type="spellEnd"/>
+      <w:r>
+        <w:rPr>
+          <w:rFonts w:ascii="Arial" w:hAnsi="Arial" w:cs="Arial"/>
+          <w:sz w:val="56"/>
+          <w:szCs w:val="56"/>
+        </w:rPr>
+        <w:t xml:space="preserve">.. </w:t>
+      </w:r>
+      <w:proofErr w:type="spellStart"/>
+      <w:r>
+        <w:rPr>
+          <w:rFonts w:ascii="Arial" w:hAnsi="Arial" w:cs="Arial"/>
+          <w:sz w:val="56"/>
+          <w:szCs w:val="56"/>
+        </w:rPr>
+        <w:t>elif</w:t>
+      </w:r>
+      <w:proofErr w:type="spellEnd"/>
+      <w:r>
+        <w:rPr>
+          <w:rFonts w:ascii="Arial" w:hAnsi="Arial" w:cs="Arial"/>
+          <w:sz w:val="56"/>
+          <w:szCs w:val="56"/>
+        </w:rPr>
+        <w:t xml:space="preserve">.. </w:t>
+      </w:r>
+      <w:proofErr w:type="spellStart"/>
+      <w:r>
+        <w:rPr>
+          <w:rFonts w:ascii="Arial" w:hAnsi="Arial" w:cs="Arial"/>
+          <w:sz w:val="56"/>
+          <w:szCs w:val="56"/>
+        </w:rPr>
+        <w:t>else</w:t>
+      </w:r>
+      <w:proofErr w:type="spellEnd"/>
+      <w:r>
+        <w:rPr>
+          <w:rFonts w:ascii="Arial" w:hAnsi="Arial" w:cs="Arial"/>
+          <w:sz w:val="56"/>
+          <w:szCs w:val="56"/>
+        </w:rPr>
+        <w:t xml:space="preserve"> em programas Python.</w:t>
       </w:r>
     </w:p>
     <w:p>
@@ -278,34 +404,7 @@
           <w:szCs w:val="56"/>
           <w:highlight w:val="yellow"/>
         </w:rPr>
-        <w:t>Aula 1</w:t>
-      </w:r>
-      <w:r>
-        <w:rPr>
-          <w:rFonts w:ascii="Arial" w:hAnsi="Arial" w:cs="Arial"/>
-          <w:sz w:val="56"/>
-          <w:szCs w:val="56"/>
-          <w:highlight w:val="yellow"/>
-        </w:rPr>
-        <w:t>3</w:t>
-      </w:r>
-      <w:r>
-        <w:rPr>
-          <w:rFonts w:ascii="Arial" w:hAnsi="Arial" w:cs="Arial"/>
-          <w:sz w:val="56"/>
-          <w:szCs w:val="56"/>
-          <w:highlight w:val="yellow"/>
-        </w:rPr>
-        <w:t xml:space="preserve"> </w:t>
-      </w:r>
-      <w:r>
-        <w:rPr>
-          <w:rFonts w:ascii="Arial" w:hAnsi="Arial" w:cs="Arial"/>
-          <w:sz w:val="56"/>
-          <w:szCs w:val="56"/>
-          <w:highlight w:val="yellow"/>
-        </w:rPr>
-        <w:t>Estrutura de repetição for</w:t>
+        <w:t>Aula 13 Estrutura de repetição for</w:t>
       </w:r>
     </w:p>
     <w:p>
@@ -1046,6 +1145,590 @@
           </wp:inline>
         </w:drawing>
       </w:r>
+    </w:p>
+    <w:p>
+      <w:pPr>
+        <w:rPr>
+          <w:rFonts w:ascii="Arial" w:hAnsi="Arial" w:cs="Arial"/>
+          <w:sz w:val="56"/>
+          <w:szCs w:val="56"/>
+        </w:rPr>
+      </w:pPr>
+    </w:p>
+    <w:p>
+      <w:pPr>
+        <w:rPr>
+          <w:rFonts w:ascii="Arial" w:hAnsi="Arial" w:cs="Arial"/>
+          <w:sz w:val="56"/>
+          <w:szCs w:val="56"/>
+        </w:rPr>
+      </w:pPr>
+      <w:proofErr w:type="spellStart"/>
+      <w:r>
+        <w:rPr>
+          <w:rFonts w:ascii="Arial" w:hAnsi="Arial" w:cs="Arial"/>
+          <w:sz w:val="56"/>
+          <w:szCs w:val="56"/>
+          <w:highlight w:val="yellow"/>
+        </w:rPr>
+        <w:t>Exercicio</w:t>
+      </w:r>
+      <w:proofErr w:type="spellEnd"/>
+      <w:r>
+        <w:rPr>
+          <w:rFonts w:ascii="Arial" w:hAnsi="Arial" w:cs="Arial"/>
+          <w:sz w:val="56"/>
+          <w:szCs w:val="56"/>
+          <w:highlight w:val="yellow"/>
+        </w:rPr>
+        <w:t xml:space="preserve"> de Python</w:t>
+      </w:r>
+      <w:r>
+        <w:rPr>
+          <w:rFonts w:ascii="Arial" w:hAnsi="Arial" w:cs="Arial"/>
+          <w:sz w:val="56"/>
+          <w:szCs w:val="56"/>
+          <w:highlight w:val="yellow"/>
+        </w:rPr>
+        <w:t xml:space="preserve"> </w:t>
+      </w:r>
+      <w:r>
+        <w:rPr>
+          <w:rFonts w:ascii="Arial" w:hAnsi="Arial" w:cs="Arial"/>
+          <w:sz w:val="56"/>
+          <w:szCs w:val="56"/>
+          <w:highlight w:val="yellow"/>
+        </w:rPr>
+        <w:t>047</w:t>
+      </w:r>
+      <w:r>
+        <w:rPr>
+          <w:rFonts w:ascii="Arial" w:hAnsi="Arial" w:cs="Arial"/>
+          <w:sz w:val="56"/>
+          <w:szCs w:val="56"/>
+          <w:highlight w:val="yellow"/>
+        </w:rPr>
+        <w:t xml:space="preserve"> Repetições </w:t>
+      </w:r>
+      <w:r>
+        <w:rPr>
+          <w:rFonts w:ascii="Arial" w:hAnsi="Arial" w:cs="Arial"/>
+          <w:sz w:val="56"/>
+          <w:szCs w:val="56"/>
+          <w:highlight w:val="yellow"/>
+        </w:rPr>
+        <w:t>“</w:t>
+      </w:r>
+      <w:r>
+        <w:rPr>
+          <w:rFonts w:ascii="Arial" w:hAnsi="Arial" w:cs="Arial"/>
+          <w:sz w:val="56"/>
+          <w:szCs w:val="56"/>
+          <w:highlight w:val="yellow"/>
+        </w:rPr>
+        <w:t>for “</w:t>
+      </w:r>
+    </w:p>
+    <w:p>
+      <w:pPr>
+        <w:rPr>
+          <w:rFonts w:ascii="Arial" w:hAnsi="Arial" w:cs="Arial"/>
+          <w:sz w:val="56"/>
+          <w:szCs w:val="56"/>
+        </w:rPr>
+      </w:pPr>
+      <w:r>
+        <w:rPr>
+          <w:noProof/>
+        </w:rPr>
+        <w:drawing>
+          <wp:inline distT="0" distB="0" distL="0" distR="0" wp14:anchorId="2D0702ED" wp14:editId="0107F639">
+            <wp:extent cx="13011150" cy="7315200"/>
+            <wp:effectExtent l="0" t="0" r="0" b="0"/>
+            <wp:docPr id="18" name="Imagem 18"/>
+            <wp:cNvGraphicFramePr>
+              <a:graphicFrameLocks xmlns:a="http://schemas.openxmlformats.org/drawingml/2006/main" noChangeAspect="1"/>
+            </wp:cNvGraphicFramePr>
+            <a:graphic xmlns:a="http://schemas.openxmlformats.org/drawingml/2006/main">
+              <a:graphicData uri="http://schemas.openxmlformats.org/drawingml/2006/picture">
+                <pic:pic xmlns:pic="http://schemas.openxmlformats.org/drawingml/2006/picture">
+                  <pic:nvPicPr>
+                    <pic:cNvPr id="1" name=""/>
+                    <pic:cNvPicPr/>
+                  </pic:nvPicPr>
+                  <pic:blipFill>
+                    <a:blip r:embed="rId22"/>
+                    <a:stretch>
+                      <a:fillRect/>
+                    </a:stretch>
+                  </pic:blipFill>
+                  <pic:spPr>
+                    <a:xfrm>
+                      <a:off x="0" y="0"/>
+                      <a:ext cx="13011150" cy="7315200"/>
+                    </a:xfrm>
+                    <a:prstGeom prst="rect">
+                      <a:avLst/>
+                    </a:prstGeom>
+                  </pic:spPr>
+                </pic:pic>
+              </a:graphicData>
+            </a:graphic>
+          </wp:inline>
+        </w:drawing>
+      </w:r>
+    </w:p>
+    <w:p>
+      <w:pPr>
+        <w:rPr>
+          <w:rFonts w:ascii="Arial" w:hAnsi="Arial" w:cs="Arial"/>
+          <w:sz w:val="56"/>
+          <w:szCs w:val="56"/>
+          <w:highlight w:val="yellow"/>
+        </w:rPr>
+      </w:pPr>
+    </w:p>
+    <w:p>
+      <w:pPr>
+        <w:rPr>
+          <w:rFonts w:ascii="Arial" w:hAnsi="Arial" w:cs="Arial"/>
+          <w:sz w:val="56"/>
+          <w:szCs w:val="56"/>
+        </w:rPr>
+      </w:pPr>
+      <w:proofErr w:type="spellStart"/>
+      <w:r>
+        <w:rPr>
+          <w:rFonts w:ascii="Arial" w:hAnsi="Arial" w:cs="Arial"/>
+          <w:sz w:val="56"/>
+          <w:szCs w:val="56"/>
+          <w:highlight w:val="yellow"/>
+        </w:rPr>
+        <w:t>Exercicio</w:t>
+      </w:r>
+      <w:proofErr w:type="spellEnd"/>
+      <w:r>
+        <w:rPr>
+          <w:rFonts w:ascii="Arial" w:hAnsi="Arial" w:cs="Arial"/>
+          <w:sz w:val="56"/>
+          <w:szCs w:val="56"/>
+          <w:highlight w:val="yellow"/>
+        </w:rPr>
+        <w:t xml:space="preserve"> de Python</w:t>
+      </w:r>
+      <w:r>
+        <w:rPr>
+          <w:rFonts w:ascii="Arial" w:hAnsi="Arial" w:cs="Arial"/>
+          <w:sz w:val="56"/>
+          <w:szCs w:val="56"/>
+          <w:highlight w:val="yellow"/>
+        </w:rPr>
+        <w:t xml:space="preserve"> </w:t>
+      </w:r>
+      <w:r>
+        <w:rPr>
+          <w:rFonts w:ascii="Arial" w:hAnsi="Arial" w:cs="Arial"/>
+          <w:sz w:val="56"/>
+          <w:szCs w:val="56"/>
+          <w:highlight w:val="yellow"/>
+        </w:rPr>
+        <w:t>047</w:t>
+      </w:r>
+      <w:r>
+        <w:rPr>
+          <w:rFonts w:ascii="Arial" w:hAnsi="Arial" w:cs="Arial"/>
+          <w:sz w:val="56"/>
+          <w:szCs w:val="56"/>
+          <w:highlight w:val="yellow"/>
+        </w:rPr>
+        <w:t xml:space="preserve"> versa0 02-</w:t>
+      </w:r>
+      <w:r>
+        <w:rPr>
+          <w:rFonts w:ascii="Arial" w:hAnsi="Arial" w:cs="Arial"/>
+          <w:sz w:val="56"/>
+          <w:szCs w:val="56"/>
+          <w:highlight w:val="yellow"/>
+        </w:rPr>
+        <w:t xml:space="preserve"> Repetições </w:t>
+      </w:r>
+      <w:r>
+        <w:rPr>
+          <w:rFonts w:ascii="Arial" w:hAnsi="Arial" w:cs="Arial"/>
+          <w:sz w:val="56"/>
+          <w:szCs w:val="56"/>
+          <w:highlight w:val="yellow"/>
+        </w:rPr>
+        <w:t>“</w:t>
+      </w:r>
+      <w:r>
+        <w:rPr>
+          <w:rFonts w:ascii="Arial" w:hAnsi="Arial" w:cs="Arial"/>
+          <w:sz w:val="56"/>
+          <w:szCs w:val="56"/>
+          <w:highlight w:val="yellow"/>
+        </w:rPr>
+        <w:t>for “</w:t>
+      </w:r>
+    </w:p>
+    <w:p>
+      <w:pPr>
+        <w:rPr>
+          <w:rFonts w:ascii="Arial" w:hAnsi="Arial" w:cs="Arial"/>
+          <w:sz w:val="56"/>
+          <w:szCs w:val="56"/>
+        </w:rPr>
+      </w:pPr>
+      <w:r>
+        <w:rPr>
+          <w:noProof/>
+        </w:rPr>
+        <w:drawing>
+          <wp:inline distT="0" distB="0" distL="0" distR="0" wp14:anchorId="333C2C04" wp14:editId="26716EFF">
+            <wp:extent cx="13011150" cy="7315200"/>
+            <wp:effectExtent l="0" t="0" r="0" b="0"/>
+            <wp:docPr id="19" name="Imagem 19"/>
+            <wp:cNvGraphicFramePr>
+              <a:graphicFrameLocks xmlns:a="http://schemas.openxmlformats.org/drawingml/2006/main" noChangeAspect="1"/>
+            </wp:cNvGraphicFramePr>
+            <a:graphic xmlns:a="http://schemas.openxmlformats.org/drawingml/2006/main">
+              <a:graphicData uri="http://schemas.openxmlformats.org/drawingml/2006/picture">
+                <pic:pic xmlns:pic="http://schemas.openxmlformats.org/drawingml/2006/picture">
+                  <pic:nvPicPr>
+                    <pic:cNvPr id="1" name=""/>
+                    <pic:cNvPicPr/>
+                  </pic:nvPicPr>
+                  <pic:blipFill>
+                    <a:blip r:embed="rId23"/>
+                    <a:stretch>
+                      <a:fillRect/>
+                    </a:stretch>
+                  </pic:blipFill>
+                  <pic:spPr>
+                    <a:xfrm>
+                      <a:off x="0" y="0"/>
+                      <a:ext cx="13011150" cy="7315200"/>
+                    </a:xfrm>
+                    <a:prstGeom prst="rect">
+                      <a:avLst/>
+                    </a:prstGeom>
+                  </pic:spPr>
+                </pic:pic>
+              </a:graphicData>
+            </a:graphic>
+          </wp:inline>
+        </w:drawing>
+      </w:r>
+    </w:p>
+    <w:p>
+      <w:pPr>
+        <w:rPr>
+          <w:rFonts w:ascii="Arial" w:hAnsi="Arial" w:cs="Arial"/>
+          <w:sz w:val="56"/>
+          <w:szCs w:val="56"/>
+          <w:highlight w:val="yellow"/>
+        </w:rPr>
+      </w:pPr>
+    </w:p>
+    <w:p>
+      <w:pPr>
+        <w:rPr>
+          <w:rFonts w:ascii="Arial" w:hAnsi="Arial" w:cs="Arial"/>
+          <w:sz w:val="56"/>
+          <w:szCs w:val="56"/>
+        </w:rPr>
+      </w:pPr>
+      <w:proofErr w:type="spellStart"/>
+      <w:r>
+        <w:rPr>
+          <w:rFonts w:ascii="Arial" w:hAnsi="Arial" w:cs="Arial"/>
+          <w:sz w:val="56"/>
+          <w:szCs w:val="56"/>
+          <w:highlight w:val="yellow"/>
+        </w:rPr>
+        <w:t>Exercicio</w:t>
+      </w:r>
+      <w:proofErr w:type="spellEnd"/>
+      <w:r>
+        <w:rPr>
+          <w:rFonts w:ascii="Arial" w:hAnsi="Arial" w:cs="Arial"/>
+          <w:sz w:val="56"/>
+          <w:szCs w:val="56"/>
+          <w:highlight w:val="yellow"/>
+        </w:rPr>
+        <w:t xml:space="preserve"> de Python</w:t>
+      </w:r>
+      <w:r>
+        <w:rPr>
+          <w:rFonts w:ascii="Arial" w:hAnsi="Arial" w:cs="Arial"/>
+          <w:sz w:val="56"/>
+          <w:szCs w:val="56"/>
+          <w:highlight w:val="yellow"/>
+        </w:rPr>
+        <w:t xml:space="preserve"> </w:t>
+      </w:r>
+      <w:r>
+        <w:rPr>
+          <w:rFonts w:ascii="Arial" w:hAnsi="Arial" w:cs="Arial"/>
+          <w:sz w:val="56"/>
+          <w:szCs w:val="56"/>
+          <w:highlight w:val="yellow"/>
+        </w:rPr>
+        <w:t>04</w:t>
+      </w:r>
+      <w:r>
+        <w:rPr>
+          <w:rFonts w:ascii="Arial" w:hAnsi="Arial" w:cs="Arial"/>
+          <w:sz w:val="56"/>
+          <w:szCs w:val="56"/>
+          <w:highlight w:val="yellow"/>
+        </w:rPr>
+        <w:t>8</w:t>
+      </w:r>
+      <w:r>
+        <w:rPr>
+          <w:rFonts w:ascii="Arial" w:hAnsi="Arial" w:cs="Arial"/>
+          <w:sz w:val="56"/>
+          <w:szCs w:val="56"/>
+          <w:highlight w:val="yellow"/>
+        </w:rPr>
+        <w:t xml:space="preserve"> </w:t>
+      </w:r>
+      <w:r>
+        <w:rPr>
+          <w:rFonts w:ascii="Arial" w:hAnsi="Arial" w:cs="Arial"/>
+          <w:sz w:val="56"/>
+          <w:szCs w:val="56"/>
+          <w:highlight w:val="yellow"/>
+        </w:rPr>
+        <w:t xml:space="preserve"> Repetições </w:t>
+      </w:r>
+      <w:r>
+        <w:rPr>
+          <w:rFonts w:ascii="Arial" w:hAnsi="Arial" w:cs="Arial"/>
+          <w:sz w:val="56"/>
+          <w:szCs w:val="56"/>
+          <w:highlight w:val="yellow"/>
+        </w:rPr>
+        <w:t>“</w:t>
+      </w:r>
+      <w:r>
+        <w:rPr>
+          <w:rFonts w:ascii="Arial" w:hAnsi="Arial" w:cs="Arial"/>
+          <w:sz w:val="56"/>
+          <w:szCs w:val="56"/>
+          <w:highlight w:val="yellow"/>
+        </w:rPr>
+        <w:t>for “</w:t>
+      </w:r>
+    </w:p>
+    <w:p>
+      <w:pPr>
+        <w:rPr>
+          <w:rFonts w:ascii="Arial" w:hAnsi="Arial" w:cs="Arial"/>
+          <w:sz w:val="56"/>
+          <w:szCs w:val="56"/>
+        </w:rPr>
+      </w:pPr>
+      <w:r>
+        <w:rPr>
+          <w:noProof/>
+        </w:rPr>
+        <w:drawing>
+          <wp:inline distT="0" distB="0" distL="0" distR="0" wp14:anchorId="1A1631CF" wp14:editId="608190C3">
+            <wp:extent cx="13011150" cy="7315200"/>
+            <wp:effectExtent l="0" t="0" r="0" b="0"/>
+            <wp:docPr id="20" name="Imagem 20"/>
+            <wp:cNvGraphicFramePr>
+              <a:graphicFrameLocks xmlns:a="http://schemas.openxmlformats.org/drawingml/2006/main" noChangeAspect="1"/>
+            </wp:cNvGraphicFramePr>
+            <a:graphic xmlns:a="http://schemas.openxmlformats.org/drawingml/2006/main">
+              <a:graphicData uri="http://schemas.openxmlformats.org/drawingml/2006/picture">
+                <pic:pic xmlns:pic="http://schemas.openxmlformats.org/drawingml/2006/picture">
+                  <pic:nvPicPr>
+                    <pic:cNvPr id="1" name=""/>
+                    <pic:cNvPicPr/>
+                  </pic:nvPicPr>
+                  <pic:blipFill>
+                    <a:blip r:embed="rId24"/>
+                    <a:stretch>
+                      <a:fillRect/>
+                    </a:stretch>
+                  </pic:blipFill>
+                  <pic:spPr>
+                    <a:xfrm>
+                      <a:off x="0" y="0"/>
+                      <a:ext cx="13011150" cy="7315200"/>
+                    </a:xfrm>
+                    <a:prstGeom prst="rect">
+                      <a:avLst/>
+                    </a:prstGeom>
+                  </pic:spPr>
+                </pic:pic>
+              </a:graphicData>
+            </a:graphic>
+          </wp:inline>
+        </w:drawing>
+      </w:r>
+    </w:p>
+    <w:p>
+      <w:pPr>
+        <w:rPr>
+          <w:rFonts w:ascii="Arial" w:hAnsi="Arial" w:cs="Arial"/>
+          <w:sz w:val="56"/>
+          <w:szCs w:val="56"/>
+        </w:rPr>
+      </w:pPr>
+    </w:p>
+    <w:p>
+      <w:pPr>
+        <w:rPr>
+          <w:rFonts w:ascii="Arial" w:hAnsi="Arial" w:cs="Arial"/>
+          <w:sz w:val="56"/>
+          <w:szCs w:val="56"/>
+        </w:rPr>
+      </w:pPr>
+      <w:proofErr w:type="spellStart"/>
+      <w:r>
+        <w:rPr>
+          <w:rFonts w:ascii="Arial" w:hAnsi="Arial" w:cs="Arial"/>
+          <w:sz w:val="56"/>
+          <w:szCs w:val="56"/>
+          <w:highlight w:val="yellow"/>
+        </w:rPr>
+        <w:t>Exercicio</w:t>
+      </w:r>
+      <w:proofErr w:type="spellEnd"/>
+      <w:r>
+        <w:rPr>
+          <w:rFonts w:ascii="Arial" w:hAnsi="Arial" w:cs="Arial"/>
+          <w:sz w:val="56"/>
+          <w:szCs w:val="56"/>
+          <w:highlight w:val="yellow"/>
+        </w:rPr>
+        <w:t xml:space="preserve"> de Python</w:t>
+      </w:r>
+      <w:r>
+        <w:rPr>
+          <w:rFonts w:ascii="Arial" w:hAnsi="Arial" w:cs="Arial"/>
+          <w:sz w:val="56"/>
+          <w:szCs w:val="56"/>
+          <w:highlight w:val="yellow"/>
+        </w:rPr>
+        <w:t xml:space="preserve"> </w:t>
+      </w:r>
+      <w:r>
+        <w:rPr>
+          <w:rFonts w:ascii="Arial" w:hAnsi="Arial" w:cs="Arial"/>
+          <w:sz w:val="56"/>
+          <w:szCs w:val="56"/>
+          <w:highlight w:val="yellow"/>
+        </w:rPr>
+        <w:t>04</w:t>
+      </w:r>
+      <w:r>
+        <w:rPr>
+          <w:rFonts w:ascii="Arial" w:hAnsi="Arial" w:cs="Arial"/>
+          <w:sz w:val="56"/>
+          <w:szCs w:val="56"/>
+          <w:highlight w:val="yellow"/>
+        </w:rPr>
+        <w:t>9</w:t>
+      </w:r>
+      <w:r>
+        <w:rPr>
+          <w:rFonts w:ascii="Arial" w:hAnsi="Arial" w:cs="Arial"/>
+          <w:sz w:val="56"/>
+          <w:szCs w:val="56"/>
+          <w:highlight w:val="yellow"/>
+        </w:rPr>
+        <w:t xml:space="preserve"> </w:t>
+      </w:r>
+      <w:r>
+        <w:rPr>
+          <w:rFonts w:ascii="Arial" w:hAnsi="Arial" w:cs="Arial"/>
+          <w:sz w:val="56"/>
+          <w:szCs w:val="56"/>
+          <w:highlight w:val="yellow"/>
+        </w:rPr>
+        <w:t xml:space="preserve"> Repetições </w:t>
+      </w:r>
+      <w:r>
+        <w:rPr>
+          <w:rFonts w:ascii="Arial" w:hAnsi="Arial" w:cs="Arial"/>
+          <w:sz w:val="56"/>
+          <w:szCs w:val="56"/>
+          <w:highlight w:val="yellow"/>
+        </w:rPr>
+        <w:t>“</w:t>
+      </w:r>
+      <w:r>
+        <w:rPr>
+          <w:rFonts w:ascii="Arial" w:hAnsi="Arial" w:cs="Arial"/>
+          <w:sz w:val="56"/>
+          <w:szCs w:val="56"/>
+          <w:highlight w:val="yellow"/>
+        </w:rPr>
+        <w:t>for “</w:t>
+      </w:r>
+    </w:p>
+    <w:p>
+      <w:pPr>
+        <w:rPr>
+          <w:rFonts w:ascii="Arial" w:hAnsi="Arial" w:cs="Arial"/>
+          <w:sz w:val="56"/>
+          <w:szCs w:val="56"/>
+        </w:rPr>
+      </w:pPr>
+      <w:r>
+        <w:rPr>
+          <w:noProof/>
+        </w:rPr>
+        <w:drawing>
+          <wp:inline distT="0" distB="0" distL="0" distR="0" wp14:anchorId="03B00139" wp14:editId="122B9DA9">
+            <wp:extent cx="13011150" cy="7315200"/>
+            <wp:effectExtent l="0" t="0" r="0" b="0"/>
+            <wp:docPr id="21" name="Imagem 21"/>
+            <wp:cNvGraphicFramePr>
+              <a:graphicFrameLocks xmlns:a="http://schemas.openxmlformats.org/drawingml/2006/main" noChangeAspect="1"/>
+            </wp:cNvGraphicFramePr>
+            <a:graphic xmlns:a="http://schemas.openxmlformats.org/drawingml/2006/main">
+              <a:graphicData uri="http://schemas.openxmlformats.org/drawingml/2006/picture">
+                <pic:pic xmlns:pic="http://schemas.openxmlformats.org/drawingml/2006/picture">
+                  <pic:nvPicPr>
+                    <pic:cNvPr id="1" name=""/>
+                    <pic:cNvPicPr/>
+                  </pic:nvPicPr>
+                  <pic:blipFill>
+                    <a:blip r:embed="rId25"/>
+                    <a:stretch>
+                      <a:fillRect/>
+                    </a:stretch>
+                  </pic:blipFill>
+                  <pic:spPr>
+                    <a:xfrm>
+                      <a:off x="0" y="0"/>
+                      <a:ext cx="13011150" cy="7315200"/>
+                    </a:xfrm>
+                    <a:prstGeom prst="rect">
+                      <a:avLst/>
+                    </a:prstGeom>
+                  </pic:spPr>
+                </pic:pic>
+              </a:graphicData>
+            </a:graphic>
+          </wp:inline>
+        </w:drawing>
+      </w:r>
+    </w:p>
+    <w:p>
+      <w:pPr>
+        <w:rPr>
+          <w:rFonts w:ascii="Arial" w:hAnsi="Arial" w:cs="Arial"/>
+          <w:sz w:val="56"/>
+          <w:szCs w:val="56"/>
+        </w:rPr>
+      </w:pPr>
     </w:p>
     <w:p>
       <w:pPr>
@@ -1722,6 +2405,7 @@
   <w:style w:type="character" w:default="1" w:styleId="Fontepargpadro">
     <w:name w:val="Default Paragraph Font"/>
     <w:uiPriority w:val="1"/>
+    <w:semiHidden/>
     <w:unhideWhenUsed/>
   </w:style>
   <w:style w:type="table" w:default="1" w:styleId="Tabelanormal">
